--- a/math_tracking_affect_analysis.docx
+++ b/math_tracking_affect_analysis.docx
@@ -25688,8 +25688,38 @@
       </w:pPr>
       <w:r>
         <w:rPr>
+          <w:rStyle w:val="FunctionTok"/>
+        </w:rPr>
+        <w:t xml:space="preserve">library</w:t>
+      </w:r>
+      <w:r>
+        <w:rPr>
           <w:rStyle w:val="NormalTok"/>
         </w:rPr>
+        <w:t xml:space="preserve">(broom)</w:t>
+      </w:r>
+      <w:r>
+        <w:br/>
+      </w:r>
+      <w:r>
+        <w:rPr>
+          <w:rStyle w:val="FunctionTok"/>
+        </w:rPr>
+        <w:t xml:space="preserve">library</w:t>
+      </w:r>
+      <w:r>
+        <w:rPr>
+          <w:rStyle w:val="NormalTok"/>
+        </w:rPr>
+        <w:t xml:space="preserve">(performance)</w:t>
+      </w:r>
+      <w:r>
+        <w:br/>
+      </w:r>
+      <w:r>
+        <w:rPr>
+          <w:rStyle w:val="NormalTok"/>
+        </w:rPr>
         <w:t xml:space="preserve">eff_lm_tbl_svy </w:t>
       </w:r>
       <w:r>
@@ -26246,9 +26276,6 @@
           <w:rStyle w:val="NormalTok"/>
         </w:rPr>
         <w:t xml:space="preserve">)</w:t>
-      </w:r>
-      <w:r>
-        <w:br/>
       </w:r>
       <w:r>
         <w:br/>
@@ -35959,13 +35986,13 @@
         <w:t xml:space="preserve">Imputed Models</w:t>
       </w:r>
     </w:p>
-    <w:bookmarkStart w:id="25" w:name="efficacy-2"/>
+    <w:bookmarkStart w:id="25" w:name="load"/>
     <w:p>
       <w:pPr>
         <w:pStyle w:val="Heading2"/>
       </w:pPr>
       <w:r>
-        <w:t xml:space="preserve">Efficacy</w:t>
+        <w:t xml:space="preserve">Load</w:t>
       </w:r>
     </w:p>
     <w:bookmarkEnd w:id="25"/>
